--- a/CNTT1_NMCNTT_Session08_Ex01.docx
+++ b/CNTT1_NMCNTT_Session08_Ex01.docx
@@ -23,16 +23,16 @@
           <w:bCs/>
           <w:color w:val="000000"/>
           <w:kern w:val="0"/>
-          <w:sz w:val="32"/>
-          <w:szCs w:val="32"/>
-          <w14:ligatures w14:val="none"/>
-        </w:rPr>
-        <w:t>Phần 1. Phân tích</w:t>
+          <w:sz w:val="40"/>
+          <w:szCs w:val="40"/>
+          <w14:ligatures w14:val="none"/>
+        </w:rPr>
+        <w:t>Phần 1: Phân tích 3 lỗi cú pháp</w:t>
       </w:r>
     </w:p>
     <w:p>
       <w:pPr>
-        <w:spacing w:before="240" w:after="240" w:line="240" w:lineRule="auto"/>
+        <w:spacing w:after="0" w:line="240" w:lineRule="auto"/>
         <w:rPr>
           <w:rFonts w:ascii="Times New Roman" w:eastAsia="Times New Roman" w:hAnsi="Times New Roman" w:cs="Times New Roman"/>
           <w:kern w:val="0"/>
@@ -41,14 +41,11 @@
       </w:pPr>
       <w:r>
         <w:rPr>
-          <w:rFonts w:ascii="Arial" w:eastAsia="Times New Roman" w:hAnsi="Arial" w:cs="Arial"/>
-          <w:color w:val="000000"/>
-          <w:kern w:val="0"/>
-          <w:sz w:val="28"/>
-          <w:szCs w:val="28"/>
-          <w14:ligatures w14:val="none"/>
-        </w:rPr>
-        <w:t>Hai sai lầm trong tư duy của Nam:</w:t>
+          <w:rFonts w:ascii="Times New Roman" w:eastAsia="Times New Roman" w:hAnsi="Times New Roman" w:cs="Times New Roman"/>
+          <w:kern w:val="0"/>
+          <w14:ligatures w14:val="none"/>
+        </w:rPr>
+        <w:br/>
       </w:r>
     </w:p>
     <w:p>
@@ -57,61 +54,193 @@
           <w:ilvl w:val="0"/>
           <w:numId w:val="1"/>
         </w:numPr>
-        <w:spacing w:before="240" w:after="0" w:line="240" w:lineRule="auto"/>
+        <w:spacing w:before="240" w:after="240" w:line="240" w:lineRule="auto"/>
         <w:textAlignment w:val="baseline"/>
         <w:rPr>
           <w:rFonts w:ascii="Arial" w:eastAsia="Times New Roman" w:hAnsi="Arial" w:cs="Arial"/>
           <w:color w:val="000000"/>
           <w:kern w:val="0"/>
-          <w:sz w:val="28"/>
-          <w:szCs w:val="28"/>
+          <w:sz w:val="30"/>
+          <w:szCs w:val="30"/>
           <w14:ligatures w14:val="none"/>
         </w:rPr>
       </w:pPr>
       <w:r>
         <w:rPr>
           <w:rFonts w:ascii="Arial" w:eastAsia="Times New Roman" w:hAnsi="Arial" w:cs="Arial"/>
-          <w:color w:val="000000"/>
-          <w:kern w:val="0"/>
-          <w:sz w:val="28"/>
-          <w:szCs w:val="28"/>
-          <w14:ligatures w14:val="none"/>
-        </w:rPr>
-        <w:t>Hiểu sai về cơ chế hoạt động của Git với tệp tin: Nam lầm tưởng Git có thể theo dõi sự thay đổi của file Word giống như file text thông thường. </w:t>
+          <w:b/>
+          <w:bCs/>
+          <w:color w:val="000000"/>
+          <w:kern w:val="0"/>
+          <w:sz w:val="30"/>
+          <w:szCs w:val="30"/>
+          <w14:ligatures w14:val="none"/>
+        </w:rPr>
+        <w:t>Lỗi phân cấp tiêu đề:</w:t>
+      </w:r>
+      <w:r>
+        <w:rPr>
+          <w:rFonts w:ascii="Arial" w:eastAsia="Times New Roman" w:hAnsi="Arial" w:cs="Arial"/>
+          <w:color w:val="000000"/>
+          <w:kern w:val="0"/>
+          <w:sz w:val="30"/>
+          <w:szCs w:val="30"/>
+          <w14:ligatures w14:val="none"/>
+        </w:rPr>
+        <w:t xml:space="preserve"> Đoạn mã nhảy cóc từ H1 xuống thẳng H3 . Theo chuẩn Markdown, các thẻ Heading phải được phân cấp tuần tự (H1 -&gt; H2 -&gt; H3) để đảm bảo cấu trúc logic và kích thước chữ hiển thị nhất quán.</w:t>
       </w:r>
     </w:p>
     <w:p>
       <w:pPr>
+        <w:spacing w:after="0" w:line="240" w:lineRule="auto"/>
+        <w:rPr>
+          <w:rFonts w:ascii="Times New Roman" w:eastAsia="Times New Roman" w:hAnsi="Times New Roman" w:cs="Times New Roman"/>
+          <w:kern w:val="0"/>
+          <w14:ligatures w14:val="none"/>
+        </w:rPr>
+      </w:pPr>
+      <w:r>
+        <w:rPr>
+          <w:rFonts w:ascii="Times New Roman" w:eastAsia="Times New Roman" w:hAnsi="Times New Roman" w:cs="Times New Roman"/>
+          <w:kern w:val="0"/>
+          <w14:ligatures w14:val="none"/>
+        </w:rPr>
+        <w:br/>
+      </w:r>
+    </w:p>
+    <w:p>
+      <w:pPr>
         <w:numPr>
           <w:ilvl w:val="0"/>
-          <w:numId w:val="1"/>
+          <w:numId w:val="2"/>
         </w:numPr>
-        <w:spacing w:after="240" w:line="240" w:lineRule="auto"/>
+        <w:spacing w:before="240" w:after="240" w:line="240" w:lineRule="auto"/>
         <w:textAlignment w:val="baseline"/>
         <w:rPr>
           <w:rFonts w:ascii="Arial" w:eastAsia="Times New Roman" w:hAnsi="Arial" w:cs="Arial"/>
           <w:color w:val="000000"/>
           <w:kern w:val="0"/>
-          <w:sz w:val="28"/>
-          <w:szCs w:val="28"/>
+          <w:sz w:val="30"/>
+          <w:szCs w:val="30"/>
           <w14:ligatures w14:val="none"/>
         </w:rPr>
       </w:pPr>
       <w:r>
         <w:rPr>
           <w:rFonts w:ascii="Arial" w:eastAsia="Times New Roman" w:hAnsi="Arial" w:cs="Arial"/>
-          <w:color w:val="000000"/>
-          <w:kern w:val="0"/>
-          <w:sz w:val="28"/>
-          <w:szCs w:val="28"/>
-          <w14:ligatures w14:val="none"/>
-        </w:rPr>
-        <w:t>Đánh giá thấp khả năng hiển thị của Markdown: Nam cho rằng Markdown chỉ là văn bản thô, không thể tạo tài liệu chuyên nghiệp. </w:t>
+          <w:b/>
+          <w:bCs/>
+          <w:color w:val="000000"/>
+          <w:kern w:val="0"/>
+          <w:sz w:val="30"/>
+          <w:szCs w:val="30"/>
+          <w14:ligatures w14:val="none"/>
+        </w:rPr>
+        <w:t>Lỗi cú pháp chèn ảnh :</w:t>
+      </w:r>
+      <w:r>
+        <w:rPr>
+          <w:rFonts w:ascii="Arial" w:eastAsia="Times New Roman" w:hAnsi="Arial" w:cs="Arial"/>
+          <w:color w:val="000000"/>
+          <w:kern w:val="0"/>
+          <w:sz w:val="30"/>
+          <w:szCs w:val="30"/>
+          <w14:ligatures w14:val="none"/>
+        </w:rPr>
+        <w:t xml:space="preserve"> Cú pháp </w:t>
+      </w:r>
+      <w:r>
+        <w:rPr>
+          <w:rFonts w:ascii="Roboto Mono" w:eastAsia="Times New Roman" w:hAnsi="Roboto Mono" w:cs="Arial"/>
+          <w:color w:val="000000"/>
+          <w:kern w:val="0"/>
+          <w:sz w:val="30"/>
+          <w:szCs w:val="30"/>
+          <w14:ligatures w14:val="none"/>
+        </w:rPr>
+        <w:t>[Logo Dự án] (https...)</w:t>
+      </w:r>
+      <w:r>
+        <w:rPr>
+          <w:rFonts w:ascii="Arial" w:eastAsia="Times New Roman" w:hAnsi="Arial" w:cs="Arial"/>
+          <w:color w:val="000000"/>
+          <w:kern w:val="0"/>
+          <w:sz w:val="30"/>
+          <w:szCs w:val="30"/>
+          <w14:ligatures w14:val="none"/>
+        </w:rPr>
+        <w:t xml:space="preserve"> hiện tại bị thiếu dấu </w:t>
+      </w:r>
+      <w:r>
+        <w:rPr>
+          <w:rFonts w:ascii="Roboto Mono" w:eastAsia="Times New Roman" w:hAnsi="Roboto Mono" w:cs="Arial"/>
+          <w:color w:val="000000"/>
+          <w:kern w:val="0"/>
+          <w:sz w:val="30"/>
+          <w:szCs w:val="30"/>
+          <w14:ligatures w14:val="none"/>
+        </w:rPr>
+        <w:t>!</w:t>
+      </w:r>
+      <w:r>
+        <w:rPr>
+          <w:rFonts w:ascii="Arial" w:eastAsia="Times New Roman" w:hAnsi="Arial" w:cs="Arial"/>
+          <w:color w:val="000000"/>
+          <w:kern w:val="0"/>
+          <w:sz w:val="30"/>
+          <w:szCs w:val="30"/>
+          <w14:ligatures w14:val="none"/>
+        </w:rPr>
+        <w:t xml:space="preserve"> ở đầu và có khoảng trắng thừa giữa dấu </w:t>
+      </w:r>
+      <w:r>
+        <w:rPr>
+          <w:rFonts w:ascii="Roboto Mono" w:eastAsia="Times New Roman" w:hAnsi="Roboto Mono" w:cs="Arial"/>
+          <w:color w:val="000000"/>
+          <w:kern w:val="0"/>
+          <w:sz w:val="30"/>
+          <w:szCs w:val="30"/>
+          <w14:ligatures w14:val="none"/>
+        </w:rPr>
+        <w:t>]</w:t>
+      </w:r>
+      <w:r>
+        <w:rPr>
+          <w:rFonts w:ascii="Arial" w:eastAsia="Times New Roman" w:hAnsi="Arial" w:cs="Arial"/>
+          <w:color w:val="000000"/>
+          <w:kern w:val="0"/>
+          <w:sz w:val="30"/>
+          <w:szCs w:val="30"/>
+          <w14:ligatures w14:val="none"/>
+        </w:rPr>
+        <w:t xml:space="preserve"> và </w:t>
+      </w:r>
+      <w:r>
+        <w:rPr>
+          <w:rFonts w:ascii="Roboto Mono" w:eastAsia="Times New Roman" w:hAnsi="Roboto Mono" w:cs="Arial"/>
+          <w:color w:val="000000"/>
+          <w:kern w:val="0"/>
+          <w:sz w:val="30"/>
+          <w:szCs w:val="30"/>
+          <w14:ligatures w14:val="none"/>
+        </w:rPr>
+        <w:t>(</w:t>
+      </w:r>
+      <w:r>
+        <w:rPr>
+          <w:rFonts w:ascii="Arial" w:eastAsia="Times New Roman" w:hAnsi="Arial" w:cs="Arial"/>
+          <w:color w:val="000000"/>
+          <w:kern w:val="0"/>
+          <w:sz w:val="30"/>
+          <w:szCs w:val="30"/>
+          <w14:ligatures w14:val="none"/>
+        </w:rPr>
+        <w:t>. Cú pháp này sai hoàn toàn, hệ thống sẽ chỉ render ra một đoạn text bình thường hoặc một siêu liên kết bị lỗi chứ không thể hiển thị hình ảnh.</w:t>
       </w:r>
     </w:p>
     <w:p>
       <w:pPr>
-        <w:spacing w:before="240" w:after="240" w:line="240" w:lineRule="auto"/>
+        <w:spacing w:after="0" w:line="240" w:lineRule="auto"/>
         <w:rPr>
           <w:rFonts w:ascii="Times New Roman" w:eastAsia="Times New Roman" w:hAnsi="Times New Roman" w:cs="Times New Roman"/>
           <w:kern w:val="0"/>
@@ -120,89 +249,86 @@
       </w:pPr>
       <w:r>
         <w:rPr>
-          <w:rFonts w:ascii="Arial" w:eastAsia="Times New Roman" w:hAnsi="Arial" w:cs="Arial"/>
-          <w:color w:val="000000"/>
-          <w:kern w:val="0"/>
-          <w:sz w:val="28"/>
-          <w:szCs w:val="28"/>
-          <w14:ligatures w14:val="none"/>
-        </w:rPr>
-        <w:t>Tại sao Markdown an toàn và nhẹ hơn </w:t>
+          <w:rFonts w:ascii="Times New Roman" w:eastAsia="Times New Roman" w:hAnsi="Times New Roman" w:cs="Times New Roman"/>
+          <w:kern w:val="0"/>
+          <w14:ligatures w14:val="none"/>
+        </w:rPr>
+        <w:br/>
       </w:r>
     </w:p>
     <w:p>
       <w:pPr>
-        <w:spacing w:before="240" w:after="0" w:line="240" w:lineRule="auto"/>
-        <w:ind w:left="720"/>
+        <w:numPr>
+          <w:ilvl w:val="0"/>
+          <w:numId w:val="3"/>
+        </w:numPr>
+        <w:spacing w:before="240" w:after="240" w:line="240" w:lineRule="auto"/>
         <w:textAlignment w:val="baseline"/>
         <w:rPr>
           <w:rFonts w:ascii="Arial" w:eastAsia="Times New Roman" w:hAnsi="Arial" w:cs="Arial"/>
           <w:color w:val="000000"/>
           <w:kern w:val="0"/>
-          <w:sz w:val="28"/>
-          <w:szCs w:val="28"/>
+          <w:sz w:val="30"/>
+          <w:szCs w:val="30"/>
           <w14:ligatures w14:val="none"/>
         </w:rPr>
       </w:pPr>
       <w:r>
         <w:rPr>
           <w:rFonts w:ascii="Arial" w:eastAsia="Times New Roman" w:hAnsi="Arial" w:cs="Arial"/>
-          <w:color w:val="000000"/>
-          <w:kern w:val="0"/>
-          <w:sz w:val="28"/>
-          <w:szCs w:val="28"/>
-          <w14:ligatures w14:val="none"/>
-        </w:rPr>
-        <w:t>-</w:t>
+          <w:b/>
+          <w:bCs/>
+          <w:color w:val="000000"/>
+          <w:kern w:val="0"/>
+          <w:sz w:val="30"/>
+          <w:szCs w:val="30"/>
+          <w14:ligatures w14:val="none"/>
+        </w:rPr>
+        <w:t>Lỗi cú pháp in đậm :</w:t>
       </w:r>
       <w:r>
         <w:rPr>
           <w:rFonts w:ascii="Arial" w:eastAsia="Times New Roman" w:hAnsi="Arial" w:cs="Arial"/>
           <w:color w:val="000000"/>
           <w:kern w:val="0"/>
-          <w:sz w:val="28"/>
-          <w:szCs w:val="28"/>
-          <w14:ligatures w14:val="none"/>
-        </w:rPr>
-        <w:t>Tính an toàn : Markdown là Plain Text . Nếu đường truyền mạng bị lỗi làm mất 1 byte dữ liệu, tài liệu Markdown chỉ bị mất hoặc sai lệch đúng 1 ký tự , toàn bộ nội dung còn lại vẫn đọc được bình thường. </w:t>
+          <w:sz w:val="30"/>
+          <w:szCs w:val="30"/>
+          <w14:ligatures w14:val="none"/>
+        </w:rPr>
+        <w:t xml:space="preserve"> Sử dụng một dấu sao </w:t>
+      </w:r>
+      <w:r>
+        <w:rPr>
+          <w:rFonts w:ascii="Roboto Mono" w:eastAsia="Times New Roman" w:hAnsi="Roboto Mono" w:cs="Arial"/>
+          <w:color w:val="000000"/>
+          <w:kern w:val="0"/>
+          <w:sz w:val="30"/>
+          <w:szCs w:val="30"/>
+          <w14:ligatures w14:val="none"/>
+        </w:rPr>
+        <w:t>*Rất quan trọng*</w:t>
+      </w:r>
+      <w:r>
+        <w:rPr>
+          <w:rFonts w:ascii="Arial" w:eastAsia="Times New Roman" w:hAnsi="Arial" w:cs="Arial"/>
+          <w:color w:val="000000"/>
+          <w:kern w:val="0"/>
+          <w:sz w:val="30"/>
+          <w:szCs w:val="30"/>
+          <w14:ligatures w14:val="none"/>
+        </w:rPr>
+        <w:t xml:space="preserve"> là cú pháp của in nghiêng . Để văn bản in đậm,  phải sử dụng hai dấu sao  bao quanh đoạn text.</w:t>
       </w:r>
     </w:p>
     <w:p>
       <w:pPr>
-        <w:spacing w:after="240" w:line="240" w:lineRule="auto"/>
-        <w:ind w:left="720"/>
-        <w:textAlignment w:val="baseline"/>
-        <w:rPr>
-          <w:rFonts w:ascii="Arial" w:eastAsia="Times New Roman" w:hAnsi="Arial" w:cs="Arial"/>
-          <w:color w:val="000000"/>
-          <w:kern w:val="0"/>
-          <w:sz w:val="28"/>
-          <w:szCs w:val="28"/>
-          <w14:ligatures w14:val="none"/>
-        </w:rPr>
-      </w:pPr>
-      <w:r>
-        <w:rPr>
-          <w:rFonts w:ascii="Arial" w:eastAsia="Times New Roman" w:hAnsi="Arial" w:cs="Arial"/>
-          <w:color w:val="000000"/>
-          <w:kern w:val="0"/>
-          <w:sz w:val="28"/>
-          <w:szCs w:val="28"/>
-          <w14:ligatures w14:val="none"/>
-        </w:rPr>
-        <w:t>-</w:t>
-      </w:r>
-      <w:r>
-        <w:rPr>
-          <w:rFonts w:ascii="Arial" w:eastAsia="Times New Roman" w:hAnsi="Arial" w:cs="Arial"/>
-          <w:color w:val="000000"/>
-          <w:kern w:val="0"/>
-          <w:sz w:val="28"/>
-          <w:szCs w:val="28"/>
-          <w14:ligatures w14:val="none"/>
-        </w:rPr>
-        <w:t>Tính gọn nhẹ: File Markdown chỉ lưu trữ các ký tự văn bản và các ký hiệu cú pháp . Do đó, kích thước file Markdown cực kỳ nhỏ, giúp tải lên/tải xuống qua mạng nhanh chóng và tiết kiệm dung lượng lưu trữ trên GitHub.</w:t>
-      </w:r>
+        <w:spacing w:after="0" w:line="240" w:lineRule="auto"/>
+        <w:rPr>
+          <w:rFonts w:ascii="Times New Roman" w:eastAsia="Times New Roman" w:hAnsi="Times New Roman" w:cs="Times New Roman"/>
+          <w:kern w:val="0"/>
+          <w14:ligatures w14:val="none"/>
+        </w:rPr>
+      </w:pPr>
     </w:p>
     <w:p>
       <w:pPr>
@@ -225,11 +351,11 @@
           <w:bCs/>
           <w:color w:val="000000"/>
           <w:kern w:val="0"/>
-          <w:sz w:val="32"/>
-          <w:szCs w:val="32"/>
-          <w14:ligatures w14:val="none"/>
-        </w:rPr>
-        <w:t>Phần 2. Hoàn thiện</w:t>
+          <w:sz w:val="40"/>
+          <w:szCs w:val="40"/>
+          <w14:ligatures w14:val="none"/>
+        </w:rPr>
+        <w:t>Phần 2: Hoàn thiện</w:t>
       </w:r>
     </w:p>
     <w:p>
@@ -241,17 +367,6 @@
           <w14:ligatures w14:val="none"/>
         </w:rPr>
       </w:pPr>
-      <w:r>
-        <w:rPr>
-          <w:rFonts w:ascii="Arial" w:eastAsia="Times New Roman" w:hAnsi="Arial" w:cs="Arial"/>
-          <w:color w:val="000000"/>
-          <w:kern w:val="0"/>
-          <w:sz w:val="28"/>
-          <w:szCs w:val="28"/>
-          <w14:ligatures w14:val="none"/>
-        </w:rPr>
-        <w:t># DỰ ÁN QUẢN LÝ THƯ VIỆN</w:t>
-      </w:r>
     </w:p>
     <w:p>
       <w:pPr>
@@ -262,6 +377,17 @@
           <w14:ligatures w14:val="none"/>
         </w:rPr>
       </w:pPr>
+      <w:r>
+        <w:rPr>
+          <w:rFonts w:ascii="Arial" w:eastAsia="Times New Roman" w:hAnsi="Arial" w:cs="Arial"/>
+          <w:color w:val="000000"/>
+          <w:kern w:val="0"/>
+          <w:sz w:val="30"/>
+          <w:szCs w:val="30"/>
+          <w14:ligatures w14:val="none"/>
+        </w:rPr>
+        <w:t># Lợi ích của rau sạch</w:t>
+      </w:r>
     </w:p>
     <w:p>
       <w:pPr>
@@ -272,17 +398,6 @@
           <w14:ligatures w14:val="none"/>
         </w:rPr>
       </w:pPr>
-      <w:r>
-        <w:rPr>
-          <w:rFonts w:ascii="Arial" w:eastAsia="Times New Roman" w:hAnsi="Arial" w:cs="Arial"/>
-          <w:color w:val="000000"/>
-          <w:kern w:val="0"/>
-          <w:sz w:val="28"/>
-          <w:szCs w:val="28"/>
-          <w14:ligatures w14:val="none"/>
-        </w:rPr>
-        <w:t>*Mô tả ngắn:* Đây là dự án quản lý thư viện nội bộ dành cho sinh viên **PTIT**.</w:t>
-      </w:r>
     </w:p>
     <w:p>
       <w:pPr>
@@ -293,6 +408,17 @@
           <w14:ligatures w14:val="none"/>
         </w:rPr>
       </w:pPr>
+      <w:r>
+        <w:rPr>
+          <w:rFonts w:ascii="Arial" w:eastAsia="Times New Roman" w:hAnsi="Arial" w:cs="Arial"/>
+          <w:color w:val="000000"/>
+          <w:kern w:val="0"/>
+          <w:sz w:val="30"/>
+          <w:szCs w:val="30"/>
+          <w14:ligatures w14:val="none"/>
+        </w:rPr>
+        <w:t>## Danh sách các loại rau</w:t>
+      </w:r>
     </w:p>
     <w:p>
       <w:pPr>
@@ -303,17 +429,6 @@
           <w14:ligatures w14:val="none"/>
         </w:rPr>
       </w:pPr>
-      <w:r>
-        <w:rPr>
-          <w:rFonts w:ascii="Arial" w:eastAsia="Times New Roman" w:hAnsi="Arial" w:cs="Arial"/>
-          <w:color w:val="000000"/>
-          <w:kern w:val="0"/>
-          <w:sz w:val="28"/>
-          <w:szCs w:val="28"/>
-          <w14:ligatures w14:val="none"/>
-        </w:rPr>
-        <w:t>## Các tính năng chính:</w:t>
-      </w:r>
     </w:p>
     <w:p>
       <w:pPr>
@@ -329,11 +444,11 @@
           <w:rFonts w:ascii="Arial" w:eastAsia="Times New Roman" w:hAnsi="Arial" w:cs="Arial"/>
           <w:color w:val="000000"/>
           <w:kern w:val="0"/>
-          <w:sz w:val="28"/>
-          <w:szCs w:val="28"/>
-          <w14:ligatures w14:val="none"/>
-        </w:rPr>
-        <w:t>- Quản lý đầu sách</w:t>
+          <w:sz w:val="30"/>
+          <w:szCs w:val="30"/>
+          <w14:ligatures w14:val="none"/>
+        </w:rPr>
+        <w:t>![Logo Dự án](https://greentech.vn/logo.png)</w:t>
       </w:r>
     </w:p>
     <w:p>
@@ -345,17 +460,6 @@
           <w14:ligatures w14:val="none"/>
         </w:rPr>
       </w:pPr>
-      <w:r>
-        <w:rPr>
-          <w:rFonts w:ascii="Arial" w:eastAsia="Times New Roman" w:hAnsi="Arial" w:cs="Arial"/>
-          <w:color w:val="000000"/>
-          <w:kern w:val="0"/>
-          <w:sz w:val="28"/>
-          <w:szCs w:val="28"/>
-          <w14:ligatures w14:val="none"/>
-        </w:rPr>
-        <w:t>- Quản lý thẻ độc giả</w:t>
-      </w:r>
     </w:p>
     <w:p>
       <w:pPr>
@@ -371,11 +475,11 @@
           <w:rFonts w:ascii="Arial" w:eastAsia="Times New Roman" w:hAnsi="Arial" w:cs="Arial"/>
           <w:color w:val="000000"/>
           <w:kern w:val="0"/>
-          <w:sz w:val="28"/>
-          <w:szCs w:val="28"/>
-          <w14:ligatures w14:val="none"/>
-        </w:rPr>
-        <w:t>- Thống kê mượn trả</w:t>
+          <w:sz w:val="30"/>
+          <w:szCs w:val="30"/>
+          <w14:ligatures w14:val="none"/>
+        </w:rPr>
+        <w:t>**Rất quan trọng**</w:t>
       </w:r>
     </w:p>
     <w:p>
@@ -411,13 +515,13 @@
 <file path=word/numbering.xml><?xml version="1.0" encoding="utf-8"?>
 <w:numbering xmlns:wpc="http://schemas.microsoft.com/office/word/2010/wordprocessingCanvas" xmlns:cx="http://schemas.microsoft.com/office/drawing/2014/chartex" xmlns:cx1="http://schemas.microsoft.com/office/drawing/2015/9/8/chartex" xmlns:cx2="http://schemas.microsoft.com/office/drawing/2015/10/21/chartex" xmlns:cx3="http://schemas.microsoft.com/office/drawing/2016/5/9/chartex" xmlns:cx4="http://schemas.microsoft.com/office/drawing/2016/5/10/chartex" xmlns:cx5="http://schemas.microsoft.com/office/drawing/2016/5/11/chartex" xmlns:cx6="http://schemas.microsoft.com/office/drawing/2016/5/12/chartex" xmlns:cx7="http://schemas.microsoft.com/office/drawing/2016/5/13/chartex" xmlns:cx8="http://schemas.microsoft.com/office/drawing/2016/5/14/chartex" xmlns:mc="http://schemas.openxmlformats.org/markup-compatibility/2006" xmlns:m="http://schemas.openxmlformats.org/officeDocument/2006/math" xmlns:aink="http://schemas.microsoft.com/office/drawing/2016/ink" xmlns:am3d="http://schemas.microsoft.com/office/drawing/2017/model3d" xmlns:oel="http://schemas.microsoft.com/office/2019/extlst" xmlns:r="http://schemas.openxmlformats.org/officeDocument/2006/relationships" xmlns:wp14="http://schemas.microsoft.com/office/word/2010/wordprocessingDrawing" xmlns:wp="http://schemas.openxmlformats.org/drawingml/2006/wordprocessingDrawing" xmlns:wpg="http://schemas.microsoft.com/office/word/2010/wordprocessingGroup" xmlns:wpi="http://schemas.microsoft.com/office/word/2010/wordprocessingInk" xmlns:wps="http://schemas.microsoft.com/office/word/2010/wordprocessingShape" xmlns:o="urn:schemas-microsoft-com:office:office" xmlns:v="urn:schemas-microsoft-com:vml" xmlns:w10="urn:schemas-microsoft-com:office:word" xmlns:w="http://schemas.openxmlformats.org/wordprocessingml/2006/main" xmlns:w14="http://schemas.microsoft.com/office/word/2010/wordml" xmlns:w15="http://schemas.microsoft.com/office/word/2012/wordml" xmlns:w16cei="http://schemas.microsoft.com/office/word/2026/wordml/cei" xmlns:w16cex="http://schemas.microsoft.com/office/word/2018/wordml/cex" xmlns:w16cid="http://schemas.microsoft.com/office/word/2016/wordml/cid" xmlns:w16="http://schemas.microsoft.com/office/word/2018/wordml" xmlns:w16sdtdh="http://schemas.microsoft.com/office/word/2020/wordml/sdtdatahash" xmlns:w16sdtfl="http://schemas.microsoft.com/office/word/2024/wordml/sdtformatlock" xmlns:w16se="http://schemas.microsoft.com/office/word/2015/wordml/symex" xmlns:w16du="http://schemas.microsoft.com/office/word/2023/wordml/word16du" xmlns:wne="http://schemas.microsoft.com/office/word/2006/wordml" mc:Ignorable="w14 w15 w16se w16cid w16 w16cex w16sdtdh w16sdtfl w16du wp14">
   <w:abstractNum w:abstractNumId="0" w15:restartNumberingAfterBreak="0">
-    <w:nsid w:val="614D06BC"/>
+    <w:nsid w:val="2C6131C2"/>
     <w:multiLevelType w:val="multilevel"/>
-    <w:tmpl w:val="FE84B356"/>
+    <w:tmpl w:val="8DFC6E48"/>
     <w:lvl w:ilvl="0">
       <w:start w:val="1"/>
-      <w:numFmt w:val="bullet"/>
-      <w:lvlText w:val=""/>
+      <w:numFmt w:val="decimal"/>
+      <w:lvlText w:val="%1."/>
       <w:lvlJc w:val="left"/>
       <w:pPr>
         <w:tabs>
@@ -425,15 +529,11 @@
         </w:tabs>
         <w:ind w:left="720" w:hanging="360"/>
       </w:pPr>
-      <w:rPr>
-        <w:rFonts w:ascii="Symbol" w:hAnsi="Symbol" w:hint="default"/>
-        <w:sz w:val="20"/>
-      </w:rPr>
     </w:lvl>
     <w:lvl w:ilvl="1" w:tentative="1">
       <w:start w:val="1"/>
-      <w:numFmt w:val="bullet"/>
-      <w:lvlText w:val="o"/>
+      <w:numFmt w:val="decimal"/>
+      <w:lvlText w:val="%2."/>
       <w:lvlJc w:val="left"/>
       <w:pPr>
         <w:tabs>
@@ -441,15 +541,11 @@
         </w:tabs>
         <w:ind w:left="1440" w:hanging="360"/>
       </w:pPr>
-      <w:rPr>
-        <w:rFonts w:ascii="Courier New" w:hAnsi="Courier New" w:hint="default"/>
-        <w:sz w:val="20"/>
-      </w:rPr>
     </w:lvl>
     <w:lvl w:ilvl="2" w:tentative="1">
       <w:start w:val="1"/>
-      <w:numFmt w:val="bullet"/>
-      <w:lvlText w:val=""/>
+      <w:numFmt w:val="decimal"/>
+      <w:lvlText w:val="%3."/>
       <w:lvlJc w:val="left"/>
       <w:pPr>
         <w:tabs>
@@ -457,15 +553,11 @@
         </w:tabs>
         <w:ind w:left="2160" w:hanging="360"/>
       </w:pPr>
-      <w:rPr>
-        <w:rFonts w:ascii="Wingdings" w:hAnsi="Wingdings" w:hint="default"/>
-        <w:sz w:val="20"/>
-      </w:rPr>
     </w:lvl>
     <w:lvl w:ilvl="3" w:tentative="1">
       <w:start w:val="1"/>
-      <w:numFmt w:val="bullet"/>
-      <w:lvlText w:val=""/>
+      <w:numFmt w:val="decimal"/>
+      <w:lvlText w:val="%4."/>
       <w:lvlJc w:val="left"/>
       <w:pPr>
         <w:tabs>
@@ -473,15 +565,11 @@
         </w:tabs>
         <w:ind w:left="2880" w:hanging="360"/>
       </w:pPr>
-      <w:rPr>
-        <w:rFonts w:ascii="Wingdings" w:hAnsi="Wingdings" w:hint="default"/>
-        <w:sz w:val="20"/>
-      </w:rPr>
     </w:lvl>
     <w:lvl w:ilvl="4" w:tentative="1">
       <w:start w:val="1"/>
-      <w:numFmt w:val="bullet"/>
-      <w:lvlText w:val=""/>
+      <w:numFmt w:val="decimal"/>
+      <w:lvlText w:val="%5."/>
       <w:lvlJc w:val="left"/>
       <w:pPr>
         <w:tabs>
@@ -489,15 +577,11 @@
         </w:tabs>
         <w:ind w:left="3600" w:hanging="360"/>
       </w:pPr>
-      <w:rPr>
-        <w:rFonts w:ascii="Wingdings" w:hAnsi="Wingdings" w:hint="default"/>
-        <w:sz w:val="20"/>
-      </w:rPr>
     </w:lvl>
     <w:lvl w:ilvl="5" w:tentative="1">
       <w:start w:val="1"/>
-      <w:numFmt w:val="bullet"/>
-      <w:lvlText w:val=""/>
+      <w:numFmt w:val="decimal"/>
+      <w:lvlText w:val="%6."/>
       <w:lvlJc w:val="left"/>
       <w:pPr>
         <w:tabs>
@@ -505,15 +589,11 @@
         </w:tabs>
         <w:ind w:left="4320" w:hanging="360"/>
       </w:pPr>
-      <w:rPr>
-        <w:rFonts w:ascii="Wingdings" w:hAnsi="Wingdings" w:hint="default"/>
-        <w:sz w:val="20"/>
-      </w:rPr>
     </w:lvl>
     <w:lvl w:ilvl="6" w:tentative="1">
       <w:start w:val="1"/>
-      <w:numFmt w:val="bullet"/>
-      <w:lvlText w:val=""/>
+      <w:numFmt w:val="decimal"/>
+      <w:lvlText w:val="%7."/>
       <w:lvlJc w:val="left"/>
       <w:pPr>
         <w:tabs>
@@ -521,15 +601,11 @@
         </w:tabs>
         <w:ind w:left="5040" w:hanging="360"/>
       </w:pPr>
-      <w:rPr>
-        <w:rFonts w:ascii="Wingdings" w:hAnsi="Wingdings" w:hint="default"/>
-        <w:sz w:val="20"/>
-      </w:rPr>
     </w:lvl>
     <w:lvl w:ilvl="7" w:tentative="1">
       <w:start w:val="1"/>
-      <w:numFmt w:val="bullet"/>
-      <w:lvlText w:val=""/>
+      <w:numFmt w:val="decimal"/>
+      <w:lvlText w:val="%8."/>
       <w:lvlJc w:val="left"/>
       <w:pPr>
         <w:tabs>
@@ -537,15 +613,11 @@
         </w:tabs>
         <w:ind w:left="5760" w:hanging="360"/>
       </w:pPr>
-      <w:rPr>
-        <w:rFonts w:ascii="Wingdings" w:hAnsi="Wingdings" w:hint="default"/>
-        <w:sz w:val="20"/>
-      </w:rPr>
     </w:lvl>
     <w:lvl w:ilvl="8" w:tentative="1">
       <w:start w:val="1"/>
-      <w:numFmt w:val="bullet"/>
-      <w:lvlText w:val=""/>
+      <w:numFmt w:val="decimal"/>
+      <w:lvlText w:val="%9."/>
       <w:lvlJc w:val="left"/>
       <w:pPr>
         <w:tabs>
@@ -553,18 +625,14 @@
         </w:tabs>
         <w:ind w:left="6480" w:hanging="360"/>
       </w:pPr>
-      <w:rPr>
-        <w:rFonts w:ascii="Wingdings" w:hAnsi="Wingdings" w:hint="default"/>
-        <w:sz w:val="20"/>
-      </w:rPr>
     </w:lvl>
   </w:abstractNum>
   <w:abstractNum w:abstractNumId="1" w15:restartNumberingAfterBreak="0">
-    <w:nsid w:val="7756010E"/>
+    <w:nsid w:val="2CAC78A6"/>
     <w:multiLevelType w:val="multilevel"/>
-    <w:tmpl w:val="5F7A4C52"/>
+    <w:tmpl w:val="776E298E"/>
     <w:lvl w:ilvl="0">
-      <w:start w:val="1"/>
+      <w:start w:val="2"/>
       <w:numFmt w:val="decimal"/>
       <w:lvlText w:val="%1."/>
       <w:lvlJc w:val="left"/>
@@ -672,11 +740,141 @@
       </w:pPr>
     </w:lvl>
   </w:abstractNum>
-  <w:num w:numId="1" w16cid:durableId="865023318">
+  <w:abstractNum w:abstractNumId="2" w15:restartNumberingAfterBreak="0">
+    <w:nsid w:val="7C2B3F34"/>
+    <w:multiLevelType w:val="multilevel"/>
+    <w:tmpl w:val="FB5E0CC8"/>
+    <w:lvl w:ilvl="0">
+      <w:start w:val="3"/>
+      <w:numFmt w:val="decimal"/>
+      <w:lvlText w:val="%1."/>
+      <w:lvlJc w:val="left"/>
+      <w:pPr>
+        <w:tabs>
+          <w:tab w:val="num" w:pos="720"/>
+        </w:tabs>
+        <w:ind w:left="720" w:hanging="360"/>
+      </w:pPr>
+    </w:lvl>
+    <w:lvl w:ilvl="1" w:tentative="1">
+      <w:start w:val="1"/>
+      <w:numFmt w:val="decimal"/>
+      <w:lvlText w:val="%2."/>
+      <w:lvlJc w:val="left"/>
+      <w:pPr>
+        <w:tabs>
+          <w:tab w:val="num" w:pos="1440"/>
+        </w:tabs>
+        <w:ind w:left="1440" w:hanging="360"/>
+      </w:pPr>
+    </w:lvl>
+    <w:lvl w:ilvl="2" w:tentative="1">
+      <w:start w:val="1"/>
+      <w:numFmt w:val="decimal"/>
+      <w:lvlText w:val="%3."/>
+      <w:lvlJc w:val="left"/>
+      <w:pPr>
+        <w:tabs>
+          <w:tab w:val="num" w:pos="2160"/>
+        </w:tabs>
+        <w:ind w:left="2160" w:hanging="360"/>
+      </w:pPr>
+    </w:lvl>
+    <w:lvl w:ilvl="3" w:tentative="1">
+      <w:start w:val="1"/>
+      <w:numFmt w:val="decimal"/>
+      <w:lvlText w:val="%4."/>
+      <w:lvlJc w:val="left"/>
+      <w:pPr>
+        <w:tabs>
+          <w:tab w:val="num" w:pos="2880"/>
+        </w:tabs>
+        <w:ind w:left="2880" w:hanging="360"/>
+      </w:pPr>
+    </w:lvl>
+    <w:lvl w:ilvl="4" w:tentative="1">
+      <w:start w:val="1"/>
+      <w:numFmt w:val="decimal"/>
+      <w:lvlText w:val="%5."/>
+      <w:lvlJc w:val="left"/>
+      <w:pPr>
+        <w:tabs>
+          <w:tab w:val="num" w:pos="3600"/>
+        </w:tabs>
+        <w:ind w:left="3600" w:hanging="360"/>
+      </w:pPr>
+    </w:lvl>
+    <w:lvl w:ilvl="5" w:tentative="1">
+      <w:start w:val="1"/>
+      <w:numFmt w:val="decimal"/>
+      <w:lvlText w:val="%6."/>
+      <w:lvlJc w:val="left"/>
+      <w:pPr>
+        <w:tabs>
+          <w:tab w:val="num" w:pos="4320"/>
+        </w:tabs>
+        <w:ind w:left="4320" w:hanging="360"/>
+      </w:pPr>
+    </w:lvl>
+    <w:lvl w:ilvl="6" w:tentative="1">
+      <w:start w:val="1"/>
+      <w:numFmt w:val="decimal"/>
+      <w:lvlText w:val="%7."/>
+      <w:lvlJc w:val="left"/>
+      <w:pPr>
+        <w:tabs>
+          <w:tab w:val="num" w:pos="5040"/>
+        </w:tabs>
+        <w:ind w:left="5040" w:hanging="360"/>
+      </w:pPr>
+    </w:lvl>
+    <w:lvl w:ilvl="7" w:tentative="1">
+      <w:start w:val="1"/>
+      <w:numFmt w:val="decimal"/>
+      <w:lvlText w:val="%8."/>
+      <w:lvlJc w:val="left"/>
+      <w:pPr>
+        <w:tabs>
+          <w:tab w:val="num" w:pos="5760"/>
+        </w:tabs>
+        <w:ind w:left="5760" w:hanging="360"/>
+      </w:pPr>
+    </w:lvl>
+    <w:lvl w:ilvl="8" w:tentative="1">
+      <w:start w:val="1"/>
+      <w:numFmt w:val="decimal"/>
+      <w:lvlText w:val="%9."/>
+      <w:lvlJc w:val="left"/>
+      <w:pPr>
+        <w:tabs>
+          <w:tab w:val="num" w:pos="6480"/>
+        </w:tabs>
+        <w:ind w:left="6480" w:hanging="360"/>
+      </w:pPr>
+    </w:lvl>
+  </w:abstractNum>
+  <w:num w:numId="1" w16cid:durableId="565186801">
+    <w:abstractNumId w:val="0"/>
+  </w:num>
+  <w:num w:numId="2" w16cid:durableId="1922829946">
     <w:abstractNumId w:val="1"/>
+    <w:lvlOverride w:ilvl="0">
+      <w:lvl w:ilvl="0">
+        <w:numFmt w:val="decimal"/>
+        <w:lvlText w:val="%1."/>
+        <w:lvlJc w:val="left"/>
+      </w:lvl>
+    </w:lvlOverride>
   </w:num>
-  <w:num w:numId="2" w16cid:durableId="759958387">
-    <w:abstractNumId w:val="0"/>
+  <w:num w:numId="3" w16cid:durableId="823937290">
+    <w:abstractNumId w:val="2"/>
+    <w:lvlOverride w:ilvl="0">
+      <w:lvl w:ilvl="0">
+        <w:numFmt w:val="decimal"/>
+        <w:lvlText w:val="%1."/>
+        <w:lvlJc w:val="left"/>
+      </w:lvl>
+    </w:lvlOverride>
   </w:num>
 </w:numbering>
 </file>
@@ -1089,7 +1287,7 @@
     <w:link w:val="Heading1Char"/>
     <w:uiPriority w:val="9"/>
     <w:qFormat/>
-    <w:rsid w:val="00BB7F50"/>
+    <w:rsid w:val="00A70897"/>
     <w:pPr>
       <w:keepNext/>
       <w:keepLines/>
@@ -1112,7 +1310,7 @@
     <w:semiHidden/>
     <w:unhideWhenUsed/>
     <w:qFormat/>
-    <w:rsid w:val="00BB7F50"/>
+    <w:rsid w:val="00A70897"/>
     <w:pPr>
       <w:keepNext/>
       <w:keepLines/>
@@ -1134,7 +1332,7 @@
     <w:uiPriority w:val="9"/>
     <w:unhideWhenUsed/>
     <w:qFormat/>
-    <w:rsid w:val="00BB7F50"/>
+    <w:rsid w:val="00A70897"/>
     <w:pPr>
       <w:keepNext/>
       <w:keepLines/>
@@ -1157,7 +1355,7 @@
     <w:semiHidden/>
     <w:unhideWhenUsed/>
     <w:qFormat/>
-    <w:rsid w:val="00BB7F50"/>
+    <w:rsid w:val="00A70897"/>
     <w:pPr>
       <w:keepNext/>
       <w:keepLines/>
@@ -1180,7 +1378,7 @@
     <w:semiHidden/>
     <w:unhideWhenUsed/>
     <w:qFormat/>
-    <w:rsid w:val="00BB7F50"/>
+    <w:rsid w:val="00A70897"/>
     <w:pPr>
       <w:keepNext/>
       <w:keepLines/>
@@ -1201,7 +1399,7 @@
     <w:semiHidden/>
     <w:unhideWhenUsed/>
     <w:qFormat/>
-    <w:rsid w:val="00BB7F50"/>
+    <w:rsid w:val="00A70897"/>
     <w:pPr>
       <w:keepNext/>
       <w:keepLines/>
@@ -1224,7 +1422,7 @@
     <w:semiHidden/>
     <w:unhideWhenUsed/>
     <w:qFormat/>
-    <w:rsid w:val="00BB7F50"/>
+    <w:rsid w:val="00A70897"/>
     <w:pPr>
       <w:keepNext/>
       <w:keepLines/>
@@ -1245,7 +1443,7 @@
     <w:semiHidden/>
     <w:unhideWhenUsed/>
     <w:qFormat/>
-    <w:rsid w:val="00BB7F50"/>
+    <w:rsid w:val="00A70897"/>
     <w:pPr>
       <w:keepNext/>
       <w:keepLines/>
@@ -1268,7 +1466,7 @@
     <w:semiHidden/>
     <w:unhideWhenUsed/>
     <w:qFormat/>
-    <w:rsid w:val="00BB7F50"/>
+    <w:rsid w:val="00A70897"/>
     <w:pPr>
       <w:keepNext/>
       <w:keepLines/>
@@ -1312,7 +1510,7 @@
     <w:basedOn w:val="DefaultParagraphFont"/>
     <w:link w:val="Heading1"/>
     <w:uiPriority w:val="9"/>
-    <w:rsid w:val="00BB7F50"/>
+    <w:rsid w:val="00A70897"/>
     <w:rPr>
       <w:rFonts w:asciiTheme="majorHAnsi" w:eastAsiaTheme="majorEastAsia" w:hAnsiTheme="majorHAnsi" w:cstheme="majorBidi"/>
       <w:color w:val="0F4761" w:themeColor="accent1" w:themeShade="BF"/>
@@ -1326,7 +1524,7 @@
     <w:link w:val="Heading2"/>
     <w:uiPriority w:val="9"/>
     <w:semiHidden/>
-    <w:rsid w:val="00BB7F50"/>
+    <w:rsid w:val="00A70897"/>
     <w:rPr>
       <w:rFonts w:asciiTheme="majorHAnsi" w:eastAsiaTheme="majorEastAsia" w:hAnsiTheme="majorHAnsi" w:cstheme="majorBidi"/>
       <w:color w:val="0F4761" w:themeColor="accent1" w:themeShade="BF"/>
@@ -1339,7 +1537,7 @@
     <w:basedOn w:val="DefaultParagraphFont"/>
     <w:link w:val="Heading3"/>
     <w:uiPriority w:val="9"/>
-    <w:rsid w:val="00BB7F50"/>
+    <w:rsid w:val="00A70897"/>
     <w:rPr>
       <w:rFonts w:eastAsiaTheme="majorEastAsia" w:cstheme="majorBidi"/>
       <w:color w:val="0F4761" w:themeColor="accent1" w:themeShade="BF"/>
@@ -1353,7 +1551,7 @@
     <w:link w:val="Heading4"/>
     <w:uiPriority w:val="9"/>
     <w:semiHidden/>
-    <w:rsid w:val="00BB7F50"/>
+    <w:rsid w:val="00A70897"/>
     <w:rPr>
       <w:rFonts w:eastAsiaTheme="majorEastAsia" w:cstheme="majorBidi"/>
       <w:i/>
@@ -1367,7 +1565,7 @@
     <w:link w:val="Heading5"/>
     <w:uiPriority w:val="9"/>
     <w:semiHidden/>
-    <w:rsid w:val="00BB7F50"/>
+    <w:rsid w:val="00A70897"/>
     <w:rPr>
       <w:rFonts w:eastAsiaTheme="majorEastAsia" w:cstheme="majorBidi"/>
       <w:color w:val="0F4761" w:themeColor="accent1" w:themeShade="BF"/>
@@ -1379,7 +1577,7 @@
     <w:link w:val="Heading6"/>
     <w:uiPriority w:val="9"/>
     <w:semiHidden/>
-    <w:rsid w:val="00BB7F50"/>
+    <w:rsid w:val="00A70897"/>
     <w:rPr>
       <w:rFonts w:eastAsiaTheme="majorEastAsia" w:cstheme="majorBidi"/>
       <w:i/>
@@ -1393,7 +1591,7 @@
     <w:link w:val="Heading7"/>
     <w:uiPriority w:val="9"/>
     <w:semiHidden/>
-    <w:rsid w:val="00BB7F50"/>
+    <w:rsid w:val="00A70897"/>
     <w:rPr>
       <w:rFonts w:eastAsiaTheme="majorEastAsia" w:cstheme="majorBidi"/>
       <w:color w:val="595959" w:themeColor="text1" w:themeTint="A6"/>
@@ -1405,7 +1603,7 @@
     <w:link w:val="Heading8"/>
     <w:uiPriority w:val="9"/>
     <w:semiHidden/>
-    <w:rsid w:val="00BB7F50"/>
+    <w:rsid w:val="00A70897"/>
     <w:rPr>
       <w:rFonts w:eastAsiaTheme="majorEastAsia" w:cstheme="majorBidi"/>
       <w:i/>
@@ -1419,7 +1617,7 @@
     <w:link w:val="Heading9"/>
     <w:uiPriority w:val="9"/>
     <w:semiHidden/>
-    <w:rsid w:val="00BB7F50"/>
+    <w:rsid w:val="00A70897"/>
     <w:rPr>
       <w:rFonts w:eastAsiaTheme="majorEastAsia" w:cstheme="majorBidi"/>
       <w:color w:val="272727" w:themeColor="text1" w:themeTint="D8"/>
@@ -1432,7 +1630,7 @@
     <w:link w:val="TitleChar"/>
     <w:uiPriority w:val="10"/>
     <w:qFormat/>
-    <w:rsid w:val="00BB7F50"/>
+    <w:rsid w:val="00A70897"/>
     <w:pPr>
       <w:spacing w:after="80" w:line="240" w:lineRule="auto"/>
       <w:contextualSpacing/>
@@ -1450,7 +1648,7 @@
     <w:basedOn w:val="DefaultParagraphFont"/>
     <w:link w:val="Title"/>
     <w:uiPriority w:val="10"/>
-    <w:rsid w:val="00BB7F50"/>
+    <w:rsid w:val="00A70897"/>
     <w:rPr>
       <w:rFonts w:asciiTheme="majorHAnsi" w:eastAsiaTheme="majorEastAsia" w:hAnsiTheme="majorHAnsi" w:cstheme="majorBidi"/>
       <w:spacing w:val="-10"/>
@@ -1466,7 +1664,7 @@
     <w:link w:val="SubtitleChar"/>
     <w:uiPriority w:val="11"/>
     <w:qFormat/>
-    <w:rsid w:val="00BB7F50"/>
+    <w:rsid w:val="00A70897"/>
     <w:pPr>
       <w:numPr>
         <w:ilvl w:val="1"/>
@@ -1485,7 +1683,7 @@
     <w:basedOn w:val="DefaultParagraphFont"/>
     <w:link w:val="Subtitle"/>
     <w:uiPriority w:val="11"/>
-    <w:rsid w:val="00BB7F50"/>
+    <w:rsid w:val="00A70897"/>
     <w:rPr>
       <w:rFonts w:eastAsiaTheme="majorEastAsia" w:cstheme="majorBidi"/>
       <w:color w:val="595959" w:themeColor="text1" w:themeTint="A6"/>
@@ -1501,7 +1699,7 @@
     <w:link w:val="QuoteChar"/>
     <w:uiPriority w:val="29"/>
     <w:qFormat/>
-    <w:rsid w:val="00BB7F50"/>
+    <w:rsid w:val="00A70897"/>
     <w:pPr>
       <w:spacing w:before="160"/>
       <w:jc w:val="center"/>
@@ -1517,7 +1715,7 @@
     <w:basedOn w:val="DefaultParagraphFont"/>
     <w:link w:val="Quote"/>
     <w:uiPriority w:val="29"/>
-    <w:rsid w:val="00BB7F50"/>
+    <w:rsid w:val="00A70897"/>
     <w:rPr>
       <w:i/>
       <w:iCs/>
@@ -1529,7 +1727,7 @@
     <w:basedOn w:val="Normal"/>
     <w:uiPriority w:val="34"/>
     <w:qFormat/>
-    <w:rsid w:val="00BB7F50"/>
+    <w:rsid w:val="00A70897"/>
     <w:pPr>
       <w:ind w:left="720"/>
       <w:contextualSpacing/>
@@ -1540,7 +1738,7 @@
     <w:basedOn w:val="DefaultParagraphFont"/>
     <w:uiPriority w:val="21"/>
     <w:qFormat/>
-    <w:rsid w:val="00BB7F50"/>
+    <w:rsid w:val="00A70897"/>
     <w:rPr>
       <w:i/>
       <w:iCs/>
@@ -1554,7 +1752,7 @@
     <w:link w:val="IntenseQuoteChar"/>
     <w:uiPriority w:val="30"/>
     <w:qFormat/>
-    <w:rsid w:val="00BB7F50"/>
+    <w:rsid w:val="00A70897"/>
     <w:pPr>
       <w:pBdr>
         <w:top w:val="single" w:sz="4" w:space="10" w:color="0F4761" w:themeColor="accent1" w:themeShade="BF"/>
@@ -1575,7 +1773,7 @@
     <w:basedOn w:val="DefaultParagraphFont"/>
     <w:link w:val="IntenseQuote"/>
     <w:uiPriority w:val="30"/>
-    <w:rsid w:val="00BB7F50"/>
+    <w:rsid w:val="00A70897"/>
     <w:rPr>
       <w:i/>
       <w:iCs/>
@@ -1587,7 +1785,7 @@
     <w:basedOn w:val="DefaultParagraphFont"/>
     <w:uiPriority w:val="32"/>
     <w:qFormat/>
-    <w:rsid w:val="00BB7F50"/>
+    <w:rsid w:val="00A70897"/>
     <w:rPr>
       <w:b/>
       <w:bCs/>
@@ -1602,7 +1800,7 @@
     <w:uiPriority w:val="99"/>
     <w:semiHidden/>
     <w:unhideWhenUsed/>
-    <w:rsid w:val="00BB7F50"/>
+    <w:rsid w:val="00A70897"/>
     <w:pPr>
       <w:spacing w:before="100" w:beforeAutospacing="1" w:after="100" w:afterAutospacing="1" w:line="240" w:lineRule="auto"/>
     </w:pPr>
